--- a/downloads/handouts/Unit 07/Handout 07.03 - ACT FAST Scenario Cards and Self-Score.docx
+++ b/downloads/handouts/Unit 07/Handout 07.03 - ACT FAST Scenario Cards and Self-Score.docx
@@ -1751,23 +1751,21 @@
       <w:pPr>
         <w:pStyle w:val="Heading2"/>
       </w:pPr>
-      <w:bookmarkStart w:id="50" w:name="the-word-bank-four-languages"/>
-      <w:r>
-        <w:t xml:space="preserve">The word bank (four languages)</w:t>
+      <w:bookmarkStart w:id="50" w:name="the-word-bank-english-and-spanish"/>
+      <w:r>
+        <w:t xml:space="preserve">The word bank (English and Spanish)</w:t>
       </w:r>
       <w:bookmarkEnd w:id="50"/>
     </w:p>
     <w:tbl>
       <w:tblPr>
         <w:tblStyle w:val="Table"/>
-        <w:tblW w:type="pct" w:w="5000.0"/>
+        <w:tblW w:type="pct" w:w="5000"/>
         <w:tblLook w:firstRow="1"/>
       </w:tblPr>
       <w:tblGrid>
-        <w:gridCol w:w="1980"/>
-        <w:gridCol w:w="1980"/>
-        <w:gridCol w:w="1980"/>
-        <w:gridCol w:w="1980"/>
+        <w:gridCol w:w="4680"/>
+        <w:gridCol w:w="4680"/>
       </w:tblGrid>
       <w:tr>
         <w:trPr>
@@ -1775,6 +1773,7 @@
         </w:trPr>
         <w:tc>
           <w:tcPr>
+            <w:tcW w:type="dxa" w:w="4680"/>
             <w:tcBorders>
               <w:bottom w:val="single"/>
             </w:tcBorders>
@@ -1792,40 +1791,7 @@
         </w:tc>
         <w:tc>
           <w:tcPr>
-            <w:tcBorders>
-              <w:bottom w:val="single"/>
-            </w:tcBorders>
-            <w:vAlign w:val="bottom"/>
-          </w:tcPr>
-          <w:p>
-            <w:pPr>
-              <w:pStyle w:val="Compact"/>
-              <w:jc w:val="left"/>
-            </w:pPr>
-            <w:r>
-              <w:t xml:space="preserve">Turkish</w:t>
-            </w:r>
-          </w:p>
-        </w:tc>
-        <w:tc>
-          <w:tcPr>
-            <w:tcBorders>
-              <w:bottom w:val="single"/>
-            </w:tcBorders>
-            <w:vAlign w:val="bottom"/>
-          </w:tcPr>
-          <w:p>
-            <w:pPr>
-              <w:pStyle w:val="Compact"/>
-              <w:jc w:val="left"/>
-            </w:pPr>
-            <w:r>
-              <w:t xml:space="preserve">Portuguese</w:t>
-            </w:r>
-          </w:p>
-        </w:tc>
-        <w:tc>
-          <w:tcPr>
+            <w:tcW w:type="dxa" w:w="4680"/>
             <w:tcBorders>
               <w:bottom w:val="single"/>
             </w:tcBorders>
@@ -1844,6 +1810,9 @@
       </w:tr>
       <w:tr>
         <w:tc>
+          <w:tcPr>
+            <w:tcW w:type="dxa" w:w="4680"/>
+          </w:tcPr>
           <w:p>
             <w:pPr>
               <w:pStyle w:val="Compact"/>
@@ -1855,28 +1824,9 @@
           </w:p>
         </w:tc>
         <w:tc>
-          <w:p>
-            <w:pPr>
-              <w:pStyle w:val="Compact"/>
-              <w:jc w:val="left"/>
-            </w:pPr>
-            <w:r>
-              <w:t xml:space="preserve">soğukkanlılık</w:t>
-            </w:r>
-          </w:p>
-        </w:tc>
-        <w:tc>
-          <w:p>
-            <w:pPr>
-              <w:pStyle w:val="Compact"/>
-              <w:jc w:val="left"/>
-            </w:pPr>
-            <w:r>
-              <w:t xml:space="preserve">autocontrole (calma)</w:t>
-            </w:r>
-          </w:p>
-        </w:tc>
-        <w:tc>
+          <w:tcPr>
+            <w:tcW w:type="dxa" w:w="4680"/>
+          </w:tcPr>
           <w:p>
             <w:pPr>
               <w:pStyle w:val="Compact"/>
@@ -1890,6 +1840,9 @@
       </w:tr>
       <w:tr>
         <w:tc>
+          <w:tcPr>
+            <w:tcW w:type="dxa" w:w="4680"/>
+          </w:tcPr>
           <w:p>
             <w:pPr>
               <w:pStyle w:val="Compact"/>
@@ -1901,28 +1854,9 @@
           </w:p>
         </w:tc>
         <w:tc>
-          <w:p>
-            <w:pPr>
-              <w:pStyle w:val="Compact"/>
-              <w:jc w:val="left"/>
-            </w:pPr>
-            <w:r>
-              <w:t xml:space="preserve">iletişim</w:t>
-            </w:r>
-          </w:p>
-        </w:tc>
-        <w:tc>
-          <w:p>
-            <w:pPr>
-              <w:pStyle w:val="Compact"/>
-              <w:jc w:val="left"/>
-            </w:pPr>
-            <w:r>
-              <w:t xml:space="preserve">comunicação</w:t>
-            </w:r>
-          </w:p>
-        </w:tc>
-        <w:tc>
+          <w:tcPr>
+            <w:tcW w:type="dxa" w:w="4680"/>
+          </w:tcPr>
           <w:p>
             <w:pPr>
               <w:pStyle w:val="Compact"/>
@@ -1936,6 +1870,9 @@
       </w:tr>
       <w:tr>
         <w:tc>
+          <w:tcPr>
+            <w:tcW w:type="dxa" w:w="4680"/>
+          </w:tcPr>
           <w:p>
             <w:pPr>
               <w:pStyle w:val="Compact"/>
@@ -1947,28 +1884,9 @@
           </w:p>
         </w:tc>
         <w:tc>
-          <w:p>
-            <w:pPr>
-              <w:pStyle w:val="Compact"/>
-              <w:jc w:val="left"/>
-            </w:pPr>
-            <w:r>
-              <w:t xml:space="preserve">problem çözme</w:t>
-            </w:r>
-          </w:p>
-        </w:tc>
-        <w:tc>
-          <w:p>
-            <w:pPr>
-              <w:pStyle w:val="Compact"/>
-              <w:jc w:val="left"/>
-            </w:pPr>
-            <w:r>
-              <w:t xml:space="preserve">resolução de problemas</w:t>
-            </w:r>
-          </w:p>
-        </w:tc>
-        <w:tc>
+          <w:tcPr>
+            <w:tcW w:type="dxa" w:w="4680"/>
+          </w:tcPr>
           <w:p>
             <w:pPr>
               <w:pStyle w:val="Compact"/>
@@ -1982,6 +1900,9 @@
       </w:tr>
       <w:tr>
         <w:tc>
+          <w:tcPr>
+            <w:tcW w:type="dxa" w:w="4680"/>
+          </w:tcPr>
           <w:p>
             <w:pPr>
               <w:pStyle w:val="Compact"/>
@@ -1993,28 +1914,9 @@
           </w:p>
         </w:tc>
         <w:tc>
-          <w:p>
-            <w:pPr>
-              <w:pStyle w:val="Compact"/>
-              <w:jc w:val="left"/>
-            </w:pPr>
-            <w:r>
-              <w:t xml:space="preserve">uyum sağlama (esneklik)</w:t>
-            </w:r>
-          </w:p>
-        </w:tc>
-        <w:tc>
-          <w:p>
-            <w:pPr>
-              <w:pStyle w:val="Compact"/>
-              <w:jc w:val="left"/>
-            </w:pPr>
-            <w:r>
-              <w:t xml:space="preserve">adaptabilidade</w:t>
-            </w:r>
-          </w:p>
-        </w:tc>
-        <w:tc>
+          <w:tcPr>
+            <w:tcW w:type="dxa" w:w="4680"/>
+          </w:tcPr>
           <w:p>
             <w:pPr>
               <w:pStyle w:val="Compact"/>
@@ -2345,13 +2247,19 @@
       </w:r>
     </w:p>
     <w:p>
-      <w:r>
-        <w:br w:type="page"/>
-      </w:r>
-    </w:p>
-    <w:p>
-      <w:r>
-        <w:br w:type="page"/>
+      <w:pPr>
+        <w:pStyle w:val="BodyText"/>
+      </w:pPr>
+      <w:r>
+        <w:t xml:space="preserve">____________________________________________________________________</w:t>
+      </w:r>
+    </w:p>
+    <w:p>
+      <w:pPr>
+        <w:pStyle w:val="BodyText"/>
+      </w:pPr>
+      <w:r>
+        <w:t xml:space="preserve">____________________________________________________________________</w:t>
       </w:r>
     </w:p>
     <w:sectPr>

--- a/downloads/handouts/Unit 07/Handout 07.03 - ACT FAST Scenario Cards and Self-Score.docx
+++ b/downloads/handouts/Unit 07/Handout 07.03 - ACT FAST Scenario Cards and Self-Score.docx
@@ -1306,7 +1306,7 @@
         <w:rPr>
           <w:b/>
         </w:rPr>
-        <w:t xml:space="preserve">You want a raise. You have worked there four months. Ask me for it, right now.</w:t>
+        <w:t xml:space="preserve">You want a raise (more pay). You have worked there four months. Ask me for it, right now.</w:t>
       </w:r>
       <w:r>
         <w:t xml:space="preserve"> </w:t>
@@ -1410,7 +1410,7 @@
         <w:rPr>
           <w:b/>
         </w:rPr>
-        <w:t xml:space="preserve">Somebody says your idea will never work. They might be right. Respond.</w:t>
+        <w:t xml:space="preserve">Somebody says your idea will never work. They might be right. Answer them.</w:t>
       </w:r>
       <w:r>
         <w:t xml:space="preserve"> </w:t>
@@ -1487,9 +1487,9 @@
       <w:pPr>
         <w:pStyle w:val="Heading2"/>
       </w:pPr>
-      <w:bookmarkStart w:id="49" w:name="what-i-was-actually-watching"/>
-      <w:r>
-        <w:t xml:space="preserve">What I was actually watching</w:t>
+      <w:bookmarkStart w:id="49" w:name="what-the-teacher-was-actually-watching"/>
+      <w:r>
+        <w:t xml:space="preserve">What the teacher was actually watching</w:t>
       </w:r>
       <w:bookmarkEnd w:id="49"/>
     </w:p>
@@ -1498,7 +1498,7 @@
         <w:pStyle w:val="FirstParagraph"/>
       </w:pPr>
       <w:r>
-        <w:t xml:space="preserve">Nobody got the answer right, because there was no right answer. Here is what was being watched. Write one thing somebody could</w:t>
+        <w:t xml:space="preserve">Nobody got the answer right, because there was no right answer. Here are the four things the teacher was watching for. For each one, write one thing somebody could</w:t>
       </w:r>
       <w:r>
         <w:t xml:space="preserve"> </w:t>
@@ -1510,10 +1510,7 @@
         <w:t xml:space="preserve">see or hear</w:t>
       </w:r>
       <w:r>
-        <w:t xml:space="preserve"> </w:t>
-      </w:r>
-      <w:r>
-        <w:t xml:space="preserve">for each one.</w:t>
+        <w:t xml:space="preserve">.</w:t>
       </w:r>
     </w:p>
     <w:tbl>
@@ -1959,7 +1956,7 @@
         <w:t xml:space="preserve"> </w:t>
       </w:r>
       <w:r>
-        <w:t xml:space="preserve">Then write one sentence of evidence for each. Evidence has to be something somebody could have</w:t>
+        <w:t xml:space="preserve">Then write one sentence of evidence for each trait. Evidence is proof. It has to be something somebody could have</w:t>
       </w:r>
       <w:r>
         <w:t xml:space="preserve"> </w:t>
@@ -2243,7 +2240,7 @@
         <w:t xml:space="preserve"> </w:t>
       </w:r>
       <w:r>
-        <w:t xml:space="preserve">If the same card came at you in a real interview next week, what would you say differently?</w:t>
+        <w:t xml:space="preserve">Imagine you got the same card in a real interview next week. What would you say differently?</w:t>
       </w:r>
     </w:p>
     <w:p>
@@ -2251,7 +2248,7 @@
         <w:pStyle w:val="BodyText"/>
       </w:pPr>
       <w:r>
-        <w:t xml:space="preserve">____________________________________________________________________</w:t>
+        <w:t xml:space="preserve">Line 1: ____________________________________________________________________</w:t>
       </w:r>
     </w:p>
     <w:p>
@@ -2259,7 +2256,7 @@
         <w:pStyle w:val="BodyText"/>
       </w:pPr>
       <w:r>
-        <w:t xml:space="preserve">____________________________________________________________________</w:t>
+        <w:t xml:space="preserve">Line 2: ____________________________________________________________________</w:t>
       </w:r>
     </w:p>
     <w:sectPr>
